--- a/public/resume/generated/rahul-mitra-general-2026-08.docx
+++ b/public/resume/generated/rahul-mitra-general-2026-08.docx
@@ -162,6 +162,7 @@
     </w:p>
     <w:p>
       <w:pPr>
+        <w:keepNext/>
         <w:tabs>
           <w:tab w:pos="9576" w:val="right"/>
         </w:tabs>
@@ -223,6 +224,7 @@
     </w:p>
     <w:p>
       <w:pPr>
+        <w:keepNext/>
         <w:tabs>
           <w:tab w:pos="9576" w:val="right"/>
         </w:tabs>
@@ -277,6 +279,7 @@
     </w:p>
     <w:p>
       <w:pPr>
+        <w:keepNext/>
         <w:tabs>
           <w:tab w:pos="9576" w:val="right"/>
         </w:tabs>
@@ -326,6 +329,7 @@
     </w:p>
     <w:p>
       <w:pPr>
+        <w:keepNext/>
         <w:tabs>
           <w:tab w:pos="9576" w:val="right"/>
         </w:tabs>
@@ -358,7 +362,7 @@
         <w:rPr>
           <w:sz w:val="17"/>
         </w:rPr>
-        <w:t xml:space="preserve">- Built a Python digital-twin simulation and constraint-programming optimizer for an NP-hard hybrid flow-shop scheduling problem, translating production complexity into decision-ready schedules.</w:t>
+        <w:t>- Built a SimPy discrete-event digital twin and CP-SAT optimizer for hybrid flow-shop scheduling; researched robust optimization and engineered a 15-stage data pipeline that processed five years of unseen raw data without errors.</w:t>
       </w:r>
     </w:p>
     <w:p>
@@ -370,11 +374,12 @@
         <w:rPr>
           <w:sz w:val="17"/>
         </w:rPr>
-        <w:t xml:space="preserve">- Architected an Azure-based web simulator for Advanced Process Control systems across global manufacturing plants, using Docker containerization and Bitbucket CI/CD for repeatable releases.</w:t>
+        <w:t>- Productionized and operated a team-built APC simulator for live internal manufacturing and engineer-training use as a Docker container on Azure App Service; delivered practical AI upskilling to the regional engineering workforce.</w:t>
       </w:r>
     </w:p>
     <w:p>
       <w:pPr>
+        <w:keepNext/>
         <w:tabs>
           <w:tab w:pos="9576" w:val="right"/>
         </w:tabs>
@@ -436,6 +441,7 @@
     </w:p>
     <w:p>
       <w:pPr>
+        <w:keepNext/>
         <w:tabs>
           <w:tab w:pos="9576" w:val="right"/>
         </w:tabs>
@@ -497,6 +503,7 @@
     </w:p>
     <w:p>
       <w:pPr>
+        <w:keepNext/>
         <w:tabs>
           <w:tab w:pos="9576" w:val="right"/>
         </w:tabs>
@@ -563,6 +570,7 @@
     </w:p>
     <w:p>
       <w:pPr>
+        <w:keepNext/>
         <w:tabs>
           <w:tab w:pos="9576" w:val="right"/>
         </w:tabs>
@@ -600,6 +608,7 @@
     </w:p>
     <w:p>
       <w:pPr>
+        <w:keepNext/>
         <w:tabs>
           <w:tab w:pos="9576" w:val="right"/>
         </w:tabs>
@@ -637,6 +646,7 @@
     </w:p>
     <w:p>
       <w:pPr>
+        <w:keepNext/>
         <w:tabs>
           <w:tab w:pos="9576" w:val="right"/>
         </w:tabs>
@@ -674,6 +684,7 @@
     </w:p>
     <w:p>
       <w:pPr>
+        <w:keepNext/>
         <w:tabs>
           <w:tab w:pos="9576" w:val="right"/>
         </w:tabs>
@@ -711,6 +722,7 @@
     </w:p>
     <w:p>
       <w:pPr>
+        <w:keepNext/>
         <w:tabs>
           <w:tab w:pos="9576" w:val="right"/>
         </w:tabs>
@@ -748,6 +760,7 @@
     </w:p>
     <w:p>
       <w:pPr>
+        <w:keepNext/>
         <w:tabs>
           <w:tab w:pos="9576" w:val="right"/>
         </w:tabs>
@@ -785,6 +798,7 @@
     </w:p>
     <w:p>
       <w:pPr>
+        <w:keepNext/>
         <w:tabs>
           <w:tab w:pos="9576" w:val="right"/>
         </w:tabs>
@@ -822,6 +836,7 @@
     </w:p>
     <w:p>
       <w:pPr>
+        <w:keepNext/>
         <w:tabs>
           <w:tab w:pos="9576" w:val="right"/>
         </w:tabs>
@@ -859,6 +874,7 @@
     </w:p>
     <w:p>
       <w:pPr>
+        <w:keepNext/>
         <w:tabs>
           <w:tab w:pos="9576" w:val="right"/>
         </w:tabs>
@@ -896,6 +912,7 @@
     </w:p>
     <w:p>
       <w:pPr>
+        <w:keepNext/>
         <w:tabs>
           <w:tab w:pos="9576" w:val="right"/>
         </w:tabs>
@@ -933,6 +950,7 @@
     </w:p>
     <w:p>
       <w:pPr>
+        <w:keepNext/>
         <w:tabs>
           <w:tab w:pos="9576" w:val="right"/>
         </w:tabs>
@@ -1064,7 +1082,7 @@
           <w:color w:val="111827"/>
           <w:sz w:val="18"/>
         </w:rPr>
-        <w:t>Operations Research / Optimization: Constraint Programming, Hybrid Flow-Shop Scheduling, Digital Twin Simulation, Objective Functions and Constraints, Graph Optimization, Network Flow, Dijkstra / SSSP / APSP, Decision Analytics, Statistics, Jupyter, Mathematical Modeling (Linear Algebra, Probability, Calculus)</w:t>
+        <w:t>Operations Research / Optimization: CP-SAT, Hybrid Flow-Shop Scheduling, SimPy, Digital Twin Simulation, Robust Optimization Research, Graph Optimization, Network Flow, Dijkstra / SSSP / APSP, Decision Analytics, Statistics, Mathematical Modeling</w:t>
       </w:r>
     </w:p>
     <w:p>
@@ -1149,6 +1167,7 @@
     </w:p>
     <w:p>
       <w:pPr>
+        <w:keepNext/>
         <w:spacing w:after="20"/>
       </w:pPr>
       <w:r>
@@ -1282,6 +1301,7 @@
     </w:p>
     <w:p>
       <w:pPr>
+        <w:keepNext/>
         <w:tabs>
           <w:tab w:pos="9576" w:val="right"/>
         </w:tabs>
@@ -1319,6 +1339,7 @@
     </w:p>
     <w:p>
       <w:pPr>
+        <w:keepNext/>
         <w:tabs>
           <w:tab w:pos="9576" w:val="right"/>
         </w:tabs>

--- a/public/resume/generated/rahul-mitra-general-2026-08.docx
+++ b/public/resume/generated/rahul-mitra-general-2026-08.docx
@@ -291,7 +291,7 @@
           <w:color w:val="111827"/>
           <w:sz w:val="18"/>
         </w:rPr>
-        <w:t xml:space="preserve">Operational AI Systems &amp; Data Engineer (Contract), Abbott Laboratories Singapore Pte Ltd</w:t>
+        <w:t>Operational AI Systems &amp; Data Engineer (Contract), Abbott Laboratories</w:t>
       </w:r>
       <w:r>
         <w:rPr>
@@ -341,7 +341,7 @@
           <w:color w:val="111827"/>
           <w:sz w:val="18"/>
         </w:rPr>
-        <w:t xml:space="preserve">Data Analytics and Project/Product Management Intern, Abbott Laboratories Singapore Pte Ltd</w:t>
+        <w:t>Data Analytics and Project/Product Management Intern, Abbott Laboratories</w:t>
       </w:r>
       <w:r>
         <w:rPr>
@@ -362,7 +362,7 @@
         <w:rPr>
           <w:sz w:val="17"/>
         </w:rPr>
-        <w:t>- Built a SimPy discrete-event digital twin and CP-SAT optimizer for hybrid flow-shop scheduling; researched robust optimization and engineered a 15-stage data pipeline that processed five years of unseen raw data without errors.</w:t>
+        <w:t>- Developed a SimPy discrete-event digital twin and OR-Tools CP-SAT optimizer for hybrid flow-shop scheduling, translating production objectives and constraints into decision-ready schedules.</w:t>
       </w:r>
     </w:p>
     <w:p>
@@ -374,7 +374,31 @@
         <w:rPr>
           <w:sz w:val="17"/>
         </w:rPr>
-        <w:t>- Productionized and operated a team-built APC simulator for live internal manufacturing and engineer-training use as a Docker container on Azure App Service; delivered practical AI upskilling to the regional engineering workforce.</w:t>
+        <w:t>- Engineered a non-destructive, 15-stage changeover-data pipeline to normalize operator- and machine-generated anomalies, validating it against five years of previously unseen raw data with zero execution failures.</w:t>
+      </w:r>
+    </w:p>
+    <w:p>
+      <w:pPr>
+        <w:spacing w:after="7" w:line="240" w:lineRule="auto"/>
+        <w:ind w:left="230" w:hanging="173"/>
+      </w:pPr>
+      <w:r>
+        <w:rPr>
+          <w:sz w:val="17"/>
+        </w:rPr>
+        <w:t>- Productionized and supported a team-built APC simulator for live manufacturing and engineer training by packaging it in Docker and deploying it to Azure App Service.</w:t>
+      </w:r>
+    </w:p>
+    <w:p>
+      <w:pPr>
+        <w:spacing w:after="7" w:line="240" w:lineRule="auto"/>
+        <w:ind w:left="230" w:hanging="173"/>
+      </w:pPr>
+      <w:r>
+        <w:rPr>
+          <w:sz w:val="17"/>
+        </w:rPr>
+        <w:t>- Delivered practical AI upskilling to the regional engineering workforce for day-to-day operational use.</w:t>
       </w:r>
     </w:p>
     <w:p>
